--- a/report/project_report.docx
+++ b/report/project_report.docx
@@ -208,7 +208,6 @@
         </w:rPr>
         <w:t xml:space="preserve"> </w:t>
       </w:r>
-      <w:proofErr w:type="spellStart"/>
       <w:r>
         <w:rPr>
           <w:rFonts w:ascii="Times New Roman" w:eastAsia="Times New Roman" w:hAnsi="Times New Roman" w:cs="Times New Roman"/>
@@ -220,7 +219,6 @@
         </w:rPr>
         <w:t>Cse</w:t>
       </w:r>
-      <w:proofErr w:type="spellEnd"/>
       <w:r>
         <w:rPr>
           <w:rFonts w:ascii="Times New Roman" w:eastAsia="Times New Roman" w:hAnsi="Times New Roman" w:cs="Times New Roman"/>
@@ -309,13 +307,43 @@
     </w:p>
     <w:p>
       <w:pPr>
-        <w:spacing w:before="100" w:beforeAutospacing="1" w:after="100" w:afterAutospacing="1" w:line="240" w:lineRule="auto"/>
-        <w:outlineLvl w:val="2"/>
+        <w:numPr>
+          <w:ilvl w:val="0"/>
+          <w:numId w:val="1"/>
+        </w:numPr>
+        <w:spacing w:before="100" w:beforeAutospacing="1" w:after="100" w:afterAutospacing="1" w:line="240" w:lineRule="auto"/>
+        <w:rPr>
+          <w:rFonts w:ascii="Times New Roman" w:eastAsia="Times New Roman" w:hAnsi="Times New Roman" w:cs="Times New Roman"/>
+          <w:kern w:val="0"/>
+          <w:sz w:val="24"/>
+          <w:szCs w:val="24"/>
+          <w:lang w:eastAsia="en-IN"/>
+          <w14:ligatures w14:val="none"/>
+        </w:rPr>
+      </w:pPr>
+      <w:r>
         <w:rPr>
           <w:rFonts w:ascii="Times New Roman" w:eastAsia="Times New Roman" w:hAnsi="Times New Roman" w:cs="Times New Roman"/>
           <w:b/>
           <w:bCs/>
           <w:kern w:val="0"/>
+          <w:sz w:val="24"/>
+          <w:szCs w:val="24"/>
+          <w:lang w:eastAsia="en-IN"/>
+          <w14:ligatures w14:val="none"/>
+        </w:rPr>
+        <w:t>Registration number: 25BAI10027</w:t>
+      </w:r>
+    </w:p>
+    <w:p>
+      <w:pPr>
+        <w:spacing w:before="100" w:beforeAutospacing="1" w:after="100" w:afterAutospacing="1" w:line="240" w:lineRule="auto"/>
+        <w:outlineLvl w:val="2"/>
+        <w:rPr>
+          <w:rFonts w:ascii="Times New Roman" w:eastAsia="Times New Roman" w:hAnsi="Times New Roman" w:cs="Times New Roman"/>
+          <w:b/>
+          <w:bCs/>
+          <w:kern w:val="0"/>
           <w:sz w:val="27"/>
           <w:szCs w:val="27"/>
           <w:lang w:eastAsia="en-IN"/>
@@ -405,31 +433,7 @@
           <w:lang w:eastAsia="en-IN"/>
           <w14:ligatures w14:val="none"/>
         </w:rPr>
-        <w:t xml:space="preserve">The third task introduced coding practice and collaboration tools, highlighting how platforms like </w:t>
-      </w:r>
-      <w:proofErr w:type="spellStart"/>
-      <w:r>
-        <w:rPr>
-          <w:rFonts w:ascii="Times New Roman" w:eastAsia="Times New Roman" w:hAnsi="Times New Roman" w:cs="Times New Roman"/>
-          <w:kern w:val="0"/>
-          <w:sz w:val="24"/>
-          <w:szCs w:val="24"/>
-          <w:lang w:eastAsia="en-IN"/>
-          <w14:ligatures w14:val="none"/>
-        </w:rPr>
-        <w:t>HackerRank</w:t>
-      </w:r>
-      <w:proofErr w:type="spellEnd"/>
-      <w:r>
-        <w:rPr>
-          <w:rFonts w:ascii="Times New Roman" w:eastAsia="Times New Roman" w:hAnsi="Times New Roman" w:cs="Times New Roman"/>
-          <w:kern w:val="0"/>
-          <w:sz w:val="24"/>
-          <w:szCs w:val="24"/>
-          <w:lang w:eastAsia="en-IN"/>
-          <w14:ligatures w14:val="none"/>
-        </w:rPr>
-        <w:t xml:space="preserve"> and Google Workspace can enhance both technical skills and teamwork. The fourth task shifted attention to communication etiquette, teaching me how professional emails and responsible social media use can shape my digital identity. Finally, the fifth task explored cybercrime awareness, reminding me that digital literacy also involves responsibility and safety.</w:t>
+        <w:t>The third task introduced coding practice and collaboration tools, highlighting how platforms like HackerRank and Google Workspace can enhance both technical skills and teamwork. The fourth task shifted attention to communication etiquette, teaching me how professional emails and responsible social media use can shape my digital identity. Finally, the fifth task explored cybercrime awareness, reminding me that digital literacy also involves responsibility and safety.</w:t>
       </w:r>
     </w:p>
     <w:p>
@@ -642,31 +646,7 @@
           <w:lang w:eastAsia="en-IN"/>
           <w14:ligatures w14:val="none"/>
         </w:rPr>
-        <w:t xml:space="preserve">I solved a beginner-level coding challenge on </w:t>
-      </w:r>
-      <w:proofErr w:type="spellStart"/>
-      <w:r>
-        <w:rPr>
-          <w:rFonts w:ascii="Times New Roman" w:eastAsia="Times New Roman" w:hAnsi="Times New Roman" w:cs="Times New Roman"/>
-          <w:kern w:val="0"/>
-          <w:sz w:val="24"/>
-          <w:szCs w:val="24"/>
-          <w:lang w:eastAsia="en-IN"/>
-          <w14:ligatures w14:val="none"/>
-        </w:rPr>
-        <w:t>HackerRank</w:t>
-      </w:r>
-      <w:proofErr w:type="spellEnd"/>
-      <w:r>
-        <w:rPr>
-          <w:rFonts w:ascii="Times New Roman" w:eastAsia="Times New Roman" w:hAnsi="Times New Roman" w:cs="Times New Roman"/>
-          <w:kern w:val="0"/>
-          <w:sz w:val="24"/>
-          <w:szCs w:val="24"/>
-          <w:lang w:eastAsia="en-IN"/>
-          <w14:ligatures w14:val="none"/>
-        </w:rPr>
-        <w:t>, which helped me strengthen my problem-solving skills in Python. Additionally, I created a Google Form quiz with five questions on digital literacy, including multiple-choice and short-answer formats. This task demonstrated how coding platforms improve technical skills while collaboration tools like Google Forms and Sheets enhance teamwork and data collection.</w:t>
+        <w:t>I solved a beginner-level coding challenge on HackerRank, which helped me strengthen my problem-solving skills in Python. Additionally, I created a Google Form quiz with five questions on digital literacy, including multiple-choice and short-answer formats. This task demonstrated how coding platforms improve technical skills while collaboration tools like Google Forms and Sheets enhance teamwork and data collection.</w:t>
       </w:r>
     </w:p>
     <w:p>
@@ -719,31 +699,7 @@
           <w:lang w:eastAsia="en-IN"/>
           <w14:ligatures w14:val="none"/>
         </w:rPr>
-        <w:t xml:space="preserve">I drafted two professional emails: one to a professor requesting an extension and another to an internship coordinator expressing interest. These emails taught me the importance of clear subject lines, respectful tone, and concise communication. I also created a Social Media Do’s &amp; Don’ts checklist, which emphasized responsible online </w:t>
-      </w:r>
-      <w:proofErr w:type="spellStart"/>
-      <w:r>
-        <w:rPr>
-          <w:rFonts w:ascii="Times New Roman" w:eastAsia="Times New Roman" w:hAnsi="Times New Roman" w:cs="Times New Roman"/>
-          <w:kern w:val="0"/>
-          <w:sz w:val="24"/>
-          <w:szCs w:val="24"/>
-          <w:lang w:eastAsia="en-IN"/>
-          <w14:ligatures w14:val="none"/>
-        </w:rPr>
-        <w:t>behavior</w:t>
-      </w:r>
-      <w:proofErr w:type="spellEnd"/>
-      <w:r>
-        <w:rPr>
-          <w:rFonts w:ascii="Times New Roman" w:eastAsia="Times New Roman" w:hAnsi="Times New Roman" w:cs="Times New Roman"/>
-          <w:kern w:val="0"/>
-          <w:sz w:val="24"/>
-          <w:szCs w:val="24"/>
-          <w:lang w:eastAsia="en-IN"/>
-          <w14:ligatures w14:val="none"/>
-        </w:rPr>
-        <w:t>. This task highlighted how communication shapes digital identity and how professionalism must extend beyond academics into everyday online interactions.</w:t>
+        <w:t>I drafted two professional emails: one to a professor requesting an extension and another to an internship coordinator expressing interest. These emails taught me the importance of clear subject lines, respectful tone, and concise communication. I also created a Social Media Do’s &amp; Don’ts checklist, which emphasized responsible online behavior. This task highlighted how communication shapes digital identity and how professionalism must extend beyond academics into everyday online interactions.</w:t>
       </w:r>
     </w:p>
     <w:p>
@@ -1266,31 +1222,7 @@
           <w:lang w:eastAsia="en-IN"/>
           <w14:ligatures w14:val="none"/>
         </w:rPr>
-        <w:t xml:space="preserve">This project connected theory with practice, making me more confident in using platforms like GitHub, LinkedIn, Kaggle, </w:t>
-      </w:r>
-      <w:proofErr w:type="spellStart"/>
-      <w:r>
-        <w:rPr>
-          <w:rFonts w:ascii="Times New Roman" w:eastAsia="Times New Roman" w:hAnsi="Times New Roman" w:cs="Times New Roman"/>
-          <w:kern w:val="0"/>
-          <w:sz w:val="24"/>
-          <w:szCs w:val="24"/>
-          <w:lang w:eastAsia="en-IN"/>
-          <w14:ligatures w14:val="none"/>
-        </w:rPr>
-        <w:t>HackerRank</w:t>
-      </w:r>
-      <w:proofErr w:type="spellEnd"/>
-      <w:r>
-        <w:rPr>
-          <w:rFonts w:ascii="Times New Roman" w:eastAsia="Times New Roman" w:hAnsi="Times New Roman" w:cs="Times New Roman"/>
-          <w:kern w:val="0"/>
-          <w:sz w:val="24"/>
-          <w:szCs w:val="24"/>
-          <w:lang w:eastAsia="en-IN"/>
-          <w14:ligatures w14:val="none"/>
-        </w:rPr>
-        <w:t>, and Google Workspace. It also emphasized responsibility — not just in terms of completing tasks but in how I present myself online and protect my data. As a student of Artificial Intelligence and Machine Learning, these skills are directly relevant to my career. Employers and collaborators look for individuals who can code, communicate, and collaborate effectively while maintaining professionalism and security.</w:t>
+        <w:t>This project connected theory with practice, making me more confident in using platforms like GitHub, LinkedIn, Kaggle, HackerRank, and Google Workspace. It also emphasized responsibility — not just in terms of completing tasks but in how I present myself online and protect my data. As a student of Artificial Intelligence and Machine Learning, these skills are directly relevant to my career. Employers and collaborators look for individuals who can code, communicate, and collaborate effectively while maintaining professionalism and security.</w:t>
       </w:r>
     </w:p>
     <w:p>
@@ -1418,29 +1350,16 @@
           <w14:ligatures w14:val="none"/>
         </w:rPr>
       </w:pPr>
-      <w:proofErr w:type="spellStart"/>
-      <w:r>
-        <w:rPr>
-          <w:rFonts w:ascii="Times New Roman" w:eastAsia="Times New Roman" w:hAnsi="Times New Roman" w:cs="Times New Roman"/>
-          <w:kern w:val="0"/>
-          <w:sz w:val="24"/>
-          <w:szCs w:val="24"/>
-          <w:lang w:eastAsia="en-IN"/>
-          <w14:ligatures w14:val="none"/>
-        </w:rPr>
-        <w:t>HackerRank</w:t>
-      </w:r>
-      <w:proofErr w:type="spellEnd"/>
-      <w:r>
-        <w:rPr>
-          <w:rFonts w:ascii="Times New Roman" w:eastAsia="Times New Roman" w:hAnsi="Times New Roman" w:cs="Times New Roman"/>
-          <w:kern w:val="0"/>
-          <w:sz w:val="24"/>
-          <w:szCs w:val="24"/>
-          <w:lang w:eastAsia="en-IN"/>
-          <w14:ligatures w14:val="none"/>
-        </w:rPr>
-        <w:t xml:space="preserve"> (Coding practice)</w:t>
+      <w:r>
+        <w:rPr>
+          <w:rFonts w:ascii="Times New Roman" w:eastAsia="Times New Roman" w:hAnsi="Times New Roman" w:cs="Times New Roman"/>
+          <w:kern w:val="0"/>
+          <w:sz w:val="24"/>
+          <w:szCs w:val="24"/>
+          <w:lang w:eastAsia="en-IN"/>
+          <w14:ligatures w14:val="none"/>
+        </w:rPr>
+        <w:t>HackerRank (Coding practice)</w:t>
       </w:r>
     </w:p>
     <w:p>
